--- a/2025 - Nesh/Code and figures for continuum paper/Jake's "reviewer notes" of June 20.docx
+++ b/2025 - Nesh/Code and figures for continuum paper/Jake's "reviewer notes" of June 20.docx
@@ -127,6 +127,35 @@
     </w:p>
     <w:p>
       <w:pPr>
+        <w:ind w:left="720"/>
+        <w:rPr>
+          <w:rFonts w:ascii="Times New Roman" w:eastAsia="Times New Roman" w:hAnsi="Times New Roman" w:cs="Times New Roman"/>
+          <w:color w:val="C00000"/>
+          <w:kern w:val="0"/>
+          <w14:ligatures w14:val="none"/>
+        </w:rPr>
+      </w:pPr>
+      <w:r>
+        <w:rPr>
+          <w:rFonts w:ascii="Times New Roman" w:eastAsia="Times New Roman" w:hAnsi="Times New Roman" w:cs="Times New Roman"/>
+          <w:color w:val="C00000"/>
+          <w:kern w:val="0"/>
+          <w14:ligatures w14:val="none"/>
+        </w:rPr>
+        <w:t>Done.</w:t>
+      </w:r>
+    </w:p>
+    <w:p>
+      <w:pPr>
+        <w:rPr>
+          <w:rFonts w:ascii="Times New Roman" w:eastAsia="Times New Roman" w:hAnsi="Times New Roman" w:cs="Times New Roman"/>
+          <w:kern w:val="0"/>
+          <w14:ligatures w14:val="none"/>
+        </w:rPr>
+      </w:pPr>
+    </w:p>
+    <w:p>
+      <w:pPr>
         <w:rPr>
           <w:rFonts w:ascii="Times New Roman" w:eastAsia="Times New Roman" w:hAnsi="Times New Roman" w:cs="Times New Roman"/>
           <w:kern w:val="0"/>
@@ -158,6 +187,35 @@
           <w14:ligatures w14:val="none"/>
         </w:rPr>
         <w:t>, D_QLL^0, R and T_0)</w:t>
+      </w:r>
+    </w:p>
+    <w:p>
+      <w:pPr>
+        <w:rPr>
+          <w:rFonts w:ascii="Times New Roman" w:eastAsia="Times New Roman" w:hAnsi="Times New Roman" w:cs="Times New Roman"/>
+          <w:kern w:val="0"/>
+          <w14:ligatures w14:val="none"/>
+        </w:rPr>
+      </w:pPr>
+    </w:p>
+    <w:p>
+      <w:pPr>
+        <w:ind w:left="720"/>
+        <w:rPr>
+          <w:rFonts w:ascii="Times New Roman" w:eastAsia="Times New Roman" w:hAnsi="Times New Roman" w:cs="Times New Roman"/>
+          <w:color w:val="C00000"/>
+          <w:kern w:val="0"/>
+          <w14:ligatures w14:val="none"/>
+        </w:rPr>
+      </w:pPr>
+      <w:r>
+        <w:rPr>
+          <w:rFonts w:ascii="Times New Roman" w:eastAsia="Times New Roman" w:hAnsi="Times New Roman" w:cs="Times New Roman"/>
+          <w:color w:val="C00000"/>
+          <w:kern w:val="0"/>
+          <w14:ligatures w14:val="none"/>
+        </w:rPr>
+        <w:t>Working on this.</w:t>
       </w:r>
     </w:p>
     <w:p>
@@ -233,6 +291,35 @@
     </w:p>
     <w:p>
       <w:pPr>
+        <w:ind w:left="720"/>
+        <w:rPr>
+          <w:rFonts w:ascii="Times New Roman" w:eastAsia="Times New Roman" w:hAnsi="Times New Roman" w:cs="Times New Roman"/>
+          <w:color w:val="C00000"/>
+          <w:kern w:val="0"/>
+          <w14:ligatures w14:val="none"/>
+        </w:rPr>
+      </w:pPr>
+      <w:r>
+        <w:rPr>
+          <w:rFonts w:ascii="Times New Roman" w:eastAsia="Times New Roman" w:hAnsi="Times New Roman" w:cs="Times New Roman"/>
+          <w:color w:val="C00000"/>
+          <w:kern w:val="0"/>
+          <w14:ligatures w14:val="none"/>
+        </w:rPr>
+        <w:t>I had misinterpreted Benet et al, actually – so this language was removed.</w:t>
+      </w:r>
+    </w:p>
+    <w:p>
+      <w:pPr>
+        <w:rPr>
+          <w:rFonts w:ascii="Times New Roman" w:eastAsia="Times New Roman" w:hAnsi="Times New Roman" w:cs="Times New Roman"/>
+          <w:kern w:val="0"/>
+          <w14:ligatures w14:val="none"/>
+        </w:rPr>
+      </w:pPr>
+    </w:p>
+    <w:p>
+      <w:pPr>
         <w:rPr>
           <w:rFonts w:ascii="Times New Roman" w:eastAsia="Times New Roman" w:hAnsi="Times New Roman" w:cs="Times New Roman"/>
           <w:kern w:val="0"/>
@@ -277,6 +364,35 @@
     </w:p>
     <w:p>
       <w:pPr>
+        <w:ind w:left="720"/>
+        <w:rPr>
+          <w:rFonts w:ascii="Times New Roman" w:eastAsia="Times New Roman" w:hAnsi="Times New Roman" w:cs="Times New Roman"/>
+          <w:color w:val="C00000"/>
+          <w:kern w:val="0"/>
+          <w14:ligatures w14:val="none"/>
+        </w:rPr>
+      </w:pPr>
+      <w:r>
+        <w:rPr>
+          <w:rFonts w:ascii="Times New Roman" w:eastAsia="Times New Roman" w:hAnsi="Times New Roman" w:cs="Times New Roman"/>
+          <w:color w:val="C00000"/>
+          <w:kern w:val="0"/>
+          <w14:ligatures w14:val="none"/>
+        </w:rPr>
+        <w:t>I added a longer description to the Introduction (and will check over it again to ensure consistency).</w:t>
+      </w:r>
+    </w:p>
+    <w:p>
+      <w:pPr>
+        <w:rPr>
+          <w:rFonts w:ascii="Times New Roman" w:eastAsia="Times New Roman" w:hAnsi="Times New Roman" w:cs="Times New Roman"/>
+          <w:kern w:val="0"/>
+          <w14:ligatures w14:val="none"/>
+        </w:rPr>
+      </w:pPr>
+    </w:p>
+    <w:p>
+      <w:pPr>
         <w:rPr>
           <w:rFonts w:ascii="Times New Roman" w:eastAsia="Times New Roman" w:hAnsi="Times New Roman" w:cs="Times New Roman"/>
           <w:kern w:val="0"/>
@@ -329,6 +445,93 @@
     </w:p>
     <w:p>
       <w:pPr>
+        <w:ind w:left="720"/>
+        <w:rPr>
+          <w:rFonts w:ascii="Times New Roman" w:eastAsia="Times New Roman" w:hAnsi="Times New Roman" w:cs="Times New Roman"/>
+          <w:color w:val="C00000"/>
+          <w:kern w:val="0"/>
+          <w14:ligatures w14:val="none"/>
+        </w:rPr>
+      </w:pPr>
+      <w:r>
+        <w:rPr>
+          <w:rFonts w:ascii="Times New Roman" w:eastAsia="Times New Roman" w:hAnsi="Times New Roman" w:cs="Times New Roman"/>
+          <w:color w:val="C00000"/>
+          <w:kern w:val="0"/>
+          <w14:ligatures w14:val="none"/>
+        </w:rPr>
+        <w:t>There’s a parenthetic note, “</w:t>
+      </w:r>
+      <w:r>
+        <w:rPr>
+          <w:rFonts w:ascii="Times New Roman" w:eastAsia="Times New Roman" w:hAnsi="Times New Roman" w:cs="Times New Roman"/>
+          <w:color w:val="C00000"/>
+          <w:kern w:val="0"/>
+          <w14:ligatures w14:val="none"/>
+        </w:rPr>
+        <w:t>(which approximately aligns with the x-axis in the figure)</w:t>
+      </w:r>
+      <w:r>
+        <w:rPr>
+          <w:rFonts w:ascii="Times New Roman" w:eastAsia="Times New Roman" w:hAnsi="Times New Roman" w:cs="Times New Roman"/>
+          <w:color w:val="C00000"/>
+          <w:kern w:val="0"/>
+          <w14:ligatures w14:val="none"/>
+        </w:rPr>
+        <w:t>”, that is meant to define this.</w:t>
+      </w:r>
+      <w:r>
+        <w:rPr>
+          <w:rFonts w:ascii="Times New Roman" w:eastAsia="Times New Roman" w:hAnsi="Times New Roman" w:cs="Times New Roman"/>
+          <w:color w:val="C00000"/>
+          <w:kern w:val="0"/>
+          <w14:ligatures w14:val="none"/>
+        </w:rPr>
+        <w:t xml:space="preserve"> </w:t>
+      </w:r>
+    </w:p>
+    <w:p>
+      <w:pPr>
+        <w:ind w:left="720"/>
+        <w:rPr>
+          <w:rFonts w:ascii="Times New Roman" w:eastAsia="Times New Roman" w:hAnsi="Times New Roman" w:cs="Times New Roman"/>
+          <w:color w:val="C00000"/>
+          <w:kern w:val="0"/>
+          <w14:ligatures w14:val="none"/>
+        </w:rPr>
+      </w:pPr>
+    </w:p>
+    <w:p>
+      <w:pPr>
+        <w:ind w:left="720"/>
+        <w:rPr>
+          <w:rFonts w:ascii="Times New Roman" w:eastAsia="Times New Roman" w:hAnsi="Times New Roman" w:cs="Times New Roman"/>
+          <w:color w:val="C00000"/>
+          <w:kern w:val="0"/>
+          <w14:ligatures w14:val="none"/>
+        </w:rPr>
+      </w:pPr>
+      <w:r>
+        <w:rPr>
+          <w:rFonts w:ascii="Times New Roman" w:eastAsia="Times New Roman" w:hAnsi="Times New Roman" w:cs="Times New Roman"/>
+          <w:color w:val="C00000"/>
+          <w:kern w:val="0"/>
+          <w14:ligatures w14:val="none"/>
+        </w:rPr>
+        <w:t>… Work on this …</w:t>
+      </w:r>
+    </w:p>
+    <w:p>
+      <w:pPr>
+        <w:rPr>
+          <w:rFonts w:ascii="Times New Roman" w:eastAsia="Times New Roman" w:hAnsi="Times New Roman" w:cs="Times New Roman"/>
+          <w:kern w:val="0"/>
+          <w14:ligatures w14:val="none"/>
+        </w:rPr>
+      </w:pPr>
+    </w:p>
+    <w:p>
+      <w:pPr>
         <w:rPr>
           <w:rFonts w:ascii="Times New Roman" w:eastAsia="Times New Roman" w:hAnsi="Times New Roman" w:cs="Times New Roman"/>
           <w:kern w:val="0"/>
@@ -355,6 +558,35 @@
     </w:p>
     <w:p>
       <w:pPr>
+        <w:ind w:left="720"/>
+        <w:rPr>
+          <w:rFonts w:ascii="Times New Roman" w:eastAsia="Times New Roman" w:hAnsi="Times New Roman" w:cs="Times New Roman"/>
+          <w:color w:val="C00000"/>
+          <w:kern w:val="0"/>
+          <w14:ligatures w14:val="none"/>
+        </w:rPr>
+      </w:pPr>
+      <w:r>
+        <w:rPr>
+          <w:rFonts w:ascii="Times New Roman" w:eastAsia="Times New Roman" w:hAnsi="Times New Roman" w:cs="Times New Roman"/>
+          <w:color w:val="C00000"/>
+          <w:kern w:val="0"/>
+          <w14:ligatures w14:val="none"/>
+        </w:rPr>
+        <w:t>I think what you’ve written makes sense, and I did some additional editing.</w:t>
+      </w:r>
+    </w:p>
+    <w:p>
+      <w:pPr>
+        <w:rPr>
+          <w:rFonts w:ascii="Times New Roman" w:eastAsia="Times New Roman" w:hAnsi="Times New Roman" w:cs="Times New Roman"/>
+          <w:kern w:val="0"/>
+          <w14:ligatures w14:val="none"/>
+        </w:rPr>
+      </w:pPr>
+    </w:p>
+    <w:p>
+      <w:pPr>
         <w:rPr>
           <w:rFonts w:ascii="Times New Roman" w:eastAsia="Times New Roman" w:hAnsi="Times New Roman" w:cs="Times New Roman"/>
           <w:kern w:val="0"/>
@@ -386,6 +618,35 @@
           <w14:ligatures w14:val="none"/>
         </w:rPr>
         <w:t xml:space="preserve"> doesn’t (because it just grows at a ~ constant rate)</w:t>
+      </w:r>
+    </w:p>
+    <w:p>
+      <w:pPr>
+        <w:rPr>
+          <w:rFonts w:ascii="Times New Roman" w:eastAsia="Times New Roman" w:hAnsi="Times New Roman" w:cs="Times New Roman"/>
+          <w:kern w:val="0"/>
+          <w14:ligatures w14:val="none"/>
+        </w:rPr>
+      </w:pPr>
+    </w:p>
+    <w:p>
+      <w:pPr>
+        <w:ind w:left="720"/>
+        <w:rPr>
+          <w:rFonts w:ascii="Times New Roman" w:eastAsia="Times New Roman" w:hAnsi="Times New Roman" w:cs="Times New Roman"/>
+          <w:color w:val="C00000"/>
+          <w:kern w:val="0"/>
+          <w14:ligatures w14:val="none"/>
+        </w:rPr>
+      </w:pPr>
+      <w:r>
+        <w:rPr>
+          <w:rFonts w:ascii="Times New Roman" w:eastAsia="Times New Roman" w:hAnsi="Times New Roman" w:cs="Times New Roman"/>
+          <w:color w:val="C00000"/>
+          <w:kern w:val="0"/>
+          <w14:ligatures w14:val="none"/>
+        </w:rPr>
+        <w:t>Done</w:t>
       </w:r>
     </w:p>
     <w:p>
@@ -461,6 +722,35 @@
     </w:p>
     <w:p>
       <w:pPr>
+        <w:ind w:left="720"/>
+        <w:rPr>
+          <w:rFonts w:ascii="Times New Roman" w:eastAsia="Times New Roman" w:hAnsi="Times New Roman" w:cs="Times New Roman"/>
+          <w:color w:val="C00000"/>
+          <w:kern w:val="0"/>
+          <w14:ligatures w14:val="none"/>
+        </w:rPr>
+      </w:pPr>
+      <w:r>
+        <w:rPr>
+          <w:rFonts w:ascii="Times New Roman" w:eastAsia="Times New Roman" w:hAnsi="Times New Roman" w:cs="Times New Roman"/>
+          <w:color w:val="C00000"/>
+          <w:kern w:val="0"/>
+          <w14:ligatures w14:val="none"/>
+        </w:rPr>
+        <w:t>Now this is the paragraph discussing Fig. 6, paragraph beginning with “Finally, we examine ….”</w:t>
+      </w:r>
+    </w:p>
+    <w:p>
+      <w:pPr>
+        <w:rPr>
+          <w:rFonts w:ascii="Times New Roman" w:eastAsia="Times New Roman" w:hAnsi="Times New Roman" w:cs="Times New Roman"/>
+          <w:kern w:val="0"/>
+          <w14:ligatures w14:val="none"/>
+        </w:rPr>
+      </w:pPr>
+    </w:p>
+    <w:p>
+      <w:pPr>
         <w:rPr>
           <w:rFonts w:ascii="Times New Roman" w:eastAsia="Times New Roman" w:hAnsi="Times New Roman" w:cs="Times New Roman"/>
           <w:kern w:val="0"/>
@@ -487,6 +777,173 @@
     </w:p>
     <w:p>
       <w:pPr>
+        <w:ind w:left="720"/>
+        <w:rPr>
+          <w:rFonts w:ascii="Times New Roman" w:eastAsia="Times New Roman" w:hAnsi="Times New Roman" w:cs="Times New Roman"/>
+          <w:color w:val="C00000"/>
+          <w:kern w:val="0"/>
+          <w14:ligatures w14:val="none"/>
+        </w:rPr>
+      </w:pPr>
+      <w:r>
+        <w:rPr>
+          <w:rFonts w:ascii="Times New Roman" w:eastAsia="Times New Roman" w:hAnsi="Times New Roman" w:cs="Times New Roman"/>
+          <w:color w:val="C00000"/>
+          <w:kern w:val="0"/>
+          <w14:ligatures w14:val="none"/>
+        </w:rPr>
+        <w:t xml:space="preserve">We’ll have to look at my numerical results: </w:t>
+      </w:r>
+    </w:p>
+    <w:p>
+      <w:pPr>
+        <w:ind w:left="720"/>
+        <w:rPr>
+          <w:rFonts w:ascii="Times New Roman" w:eastAsia="Times New Roman" w:hAnsi="Times New Roman" w:cs="Times New Roman"/>
+          <w:color w:val="C00000"/>
+          <w:kern w:val="0"/>
+          <w14:ligatures w14:val="none"/>
+        </w:rPr>
+      </w:pPr>
+    </w:p>
+    <w:p>
+      <w:pPr>
+        <w:ind w:left="720"/>
+        <w:rPr>
+          <w:rFonts w:ascii="Times New Roman" w:eastAsia="Times New Roman" w:hAnsi="Times New Roman" w:cs="Times New Roman"/>
+          <w:color w:val="C00000"/>
+          <w:kern w:val="0"/>
+          <w14:ligatures w14:val="none"/>
+        </w:rPr>
+      </w:pPr>
+      <w:r>
+        <w:rPr>
+          <w:rFonts w:ascii="Times New Roman" w:eastAsia="Times New Roman" w:hAnsi="Times New Roman" w:cs="Times New Roman"/>
+          <w:color w:val="C00000"/>
+          <w:kern w:val="0"/>
+          <w14:ligatures w14:val="none"/>
+        </w:rPr>
+        <w:drawing>
+          <wp:inline distT="0" distB="0" distL="0" distR="0" wp14:anchorId="5D68175A" wp14:editId="17416214">
+            <wp:extent cx="5943600" cy="2947035"/>
+            <wp:effectExtent l="0" t="0" r="0" b="0"/>
+            <wp:docPr id="1044128370" name="Picture 1"/>
+            <wp:cNvGraphicFramePr>
+              <a:graphicFrameLocks xmlns:a="http://schemas.openxmlformats.org/drawingml/2006/main" noChangeAspect="1"/>
+            </wp:cNvGraphicFramePr>
+            <a:graphic xmlns:a="http://schemas.openxmlformats.org/drawingml/2006/main">
+              <a:graphicData uri="http://schemas.openxmlformats.org/drawingml/2006/picture">
+                <pic:pic xmlns:pic="http://schemas.openxmlformats.org/drawingml/2006/picture">
+                  <pic:nvPicPr>
+                    <pic:cNvPr id="1044128370" name=""/>
+                    <pic:cNvPicPr/>
+                  </pic:nvPicPr>
+                  <pic:blipFill>
+                    <a:blip r:embed="rId5"/>
+                    <a:stretch>
+                      <a:fillRect/>
+                    </a:stretch>
+                  </pic:blipFill>
+                  <pic:spPr>
+                    <a:xfrm>
+                      <a:off x="0" y="0"/>
+                      <a:ext cx="5943600" cy="2947035"/>
+                    </a:xfrm>
+                    <a:prstGeom prst="rect">
+                      <a:avLst/>
+                    </a:prstGeom>
+                  </pic:spPr>
+                </pic:pic>
+              </a:graphicData>
+            </a:graphic>
+          </wp:inline>
+        </w:drawing>
+      </w:r>
+    </w:p>
+    <w:p>
+      <w:pPr>
+        <w:ind w:left="720"/>
+        <w:rPr>
+          <w:rFonts w:ascii="Times New Roman" w:eastAsia="Times New Roman" w:hAnsi="Times New Roman" w:cs="Times New Roman"/>
+          <w:color w:val="C00000"/>
+          <w:kern w:val="0"/>
+          <w14:ligatures w14:val="none"/>
+        </w:rPr>
+      </w:pPr>
+    </w:p>
+    <w:p>
+      <w:pPr>
+        <w:ind w:left="720"/>
+        <w:rPr>
+          <w:rFonts w:ascii="Times New Roman" w:eastAsia="Times New Roman" w:hAnsi="Times New Roman" w:cs="Times New Roman"/>
+          <w:color w:val="C00000"/>
+          <w:kern w:val="0"/>
+          <w14:ligatures w14:val="none"/>
+        </w:rPr>
+      </w:pPr>
+      <w:r>
+        <w:rPr>
+          <w:rFonts w:ascii="Times New Roman" w:eastAsia="Times New Roman" w:hAnsi="Times New Roman" w:cs="Times New Roman"/>
+          <w:color w:val="C00000"/>
+          <w:kern w:val="0"/>
+          <w14:ligatures w14:val="none"/>
+        </w:rPr>
+        <w:t xml:space="preserve">(see </w:t>
+      </w:r>
+      <w:proofErr w:type="spellStart"/>
+      <w:r>
+        <w:rPr>
+          <w:rFonts w:ascii="Times New Roman" w:eastAsia="Times New Roman" w:hAnsi="Times New Roman" w:cs="Times New Roman"/>
+          <w:color w:val="C00000"/>
+          <w:kern w:val="0"/>
+          <w14:ligatures w14:val="none"/>
+        </w:rPr>
+        <w:t>icecontinuum</w:t>
+      </w:r>
+      <w:proofErr w:type="spellEnd"/>
+      <w:r>
+        <w:rPr>
+          <w:rFonts w:ascii="Times New Roman" w:eastAsia="Times New Roman" w:hAnsi="Times New Roman" w:cs="Times New Roman"/>
+          <w:color w:val="C00000"/>
+          <w:kern w:val="0"/>
+          <w14:ligatures w14:val="none"/>
+        </w:rPr>
+        <w:t xml:space="preserve">/2025 - Nesh/Code and figures for continuum paper/Make Figure - Limit </w:t>
+      </w:r>
+      <w:proofErr w:type="spellStart"/>
+      <w:proofErr w:type="gramStart"/>
+      <w:r>
+        <w:rPr>
+          <w:rFonts w:ascii="Times New Roman" w:eastAsia="Times New Roman" w:hAnsi="Times New Roman" w:cs="Times New Roman"/>
+          <w:color w:val="C00000"/>
+          <w:kern w:val="0"/>
+          <w14:ligatures w14:val="none"/>
+        </w:rPr>
+        <w:t>cycles.ipynb</w:t>
+      </w:r>
+      <w:proofErr w:type="spellEnd"/>
+      <w:proofErr w:type="gramEnd"/>
+      <w:r>
+        <w:rPr>
+          <w:rFonts w:ascii="Times New Roman" w:eastAsia="Times New Roman" w:hAnsi="Times New Roman" w:cs="Times New Roman"/>
+          <w:color w:val="C00000"/>
+          <w:kern w:val="0"/>
+          <w14:ligatures w14:val="none"/>
+        </w:rPr>
+        <w:t>)</w:t>
+      </w:r>
+    </w:p>
+    <w:p>
+      <w:pPr>
+        <w:rPr>
+          <w:rFonts w:ascii="Times New Roman" w:eastAsia="Times New Roman" w:hAnsi="Times New Roman" w:cs="Times New Roman"/>
+          <w:kern w:val="0"/>
+          <w14:ligatures w14:val="none"/>
+        </w:rPr>
+      </w:pPr>
+    </w:p>
+    <w:p>
+      <w:pPr>
         <w:rPr>
           <w:rFonts w:ascii="Times New Roman" w:eastAsia="Times New Roman" w:hAnsi="Times New Roman" w:cs="Times New Roman"/>
           <w:kern w:val="0"/>
@@ -531,6 +988,35 @@
     </w:p>
     <w:p>
       <w:pPr>
+        <w:ind w:left="720"/>
+        <w:rPr>
+          <w:rFonts w:ascii="Times New Roman" w:eastAsia="Times New Roman" w:hAnsi="Times New Roman" w:cs="Times New Roman"/>
+          <w:color w:val="C00000"/>
+          <w:kern w:val="0"/>
+          <w14:ligatures w14:val="none"/>
+        </w:rPr>
+      </w:pPr>
+      <w:r>
+        <w:rPr>
+          <w:rFonts w:ascii="Times New Roman" w:eastAsia="Times New Roman" w:hAnsi="Times New Roman" w:cs="Times New Roman"/>
+          <w:color w:val="C00000"/>
+          <w:kern w:val="0"/>
+          <w14:ligatures w14:val="none"/>
+        </w:rPr>
+        <w:t>“Finally, we examine properties of ….”</w:t>
+      </w:r>
+    </w:p>
+    <w:p>
+      <w:pPr>
+        <w:rPr>
+          <w:rFonts w:ascii="Times New Roman" w:eastAsia="Times New Roman" w:hAnsi="Times New Roman" w:cs="Times New Roman"/>
+          <w:kern w:val="0"/>
+          <w14:ligatures w14:val="none"/>
+        </w:rPr>
+      </w:pPr>
+    </w:p>
+    <w:p>
+      <w:pPr>
         <w:rPr>
           <w:rFonts w:ascii="Times New Roman" w:eastAsia="Times New Roman" w:hAnsi="Times New Roman" w:cs="Times New Roman"/>
           <w:kern w:val="0"/>
@@ -575,6 +1061,35 @@
     </w:p>
     <w:p>
       <w:pPr>
+        <w:ind w:left="720"/>
+        <w:rPr>
+          <w:rFonts w:ascii="Times New Roman" w:eastAsia="Times New Roman" w:hAnsi="Times New Roman" w:cs="Times New Roman"/>
+          <w:color w:val="C00000"/>
+          <w:kern w:val="0"/>
+          <w14:ligatures w14:val="none"/>
+        </w:rPr>
+      </w:pPr>
+      <w:r>
+        <w:rPr>
+          <w:rFonts w:ascii="Times New Roman" w:eastAsia="Times New Roman" w:hAnsi="Times New Roman" w:cs="Times New Roman"/>
+          <w:color w:val="C00000"/>
+          <w:kern w:val="0"/>
+          <w14:ligatures w14:val="none"/>
+        </w:rPr>
+        <w:t>Done</w:t>
+      </w:r>
+    </w:p>
+    <w:p>
+      <w:pPr>
+        <w:rPr>
+          <w:rFonts w:ascii="Times New Roman" w:eastAsia="Times New Roman" w:hAnsi="Times New Roman" w:cs="Times New Roman"/>
+          <w:kern w:val="0"/>
+          <w14:ligatures w14:val="none"/>
+        </w:rPr>
+      </w:pPr>
+    </w:p>
+    <w:p>
+      <w:pPr>
         <w:rPr>
           <w:rFonts w:ascii="Times New Roman" w:eastAsia="Times New Roman" w:hAnsi="Times New Roman" w:cs="Times New Roman"/>
           <w:kern w:val="0"/>
@@ -606,6 +1121,44 @@
           <w14:ligatures w14:val="none"/>
         </w:rPr>
         <w:t>-Nagumo than what was said, even if just a bit?</w:t>
+      </w:r>
+    </w:p>
+    <w:p>
+      <w:pPr>
+        <w:rPr>
+          <w:rFonts w:ascii="Times New Roman" w:eastAsia="Times New Roman" w:hAnsi="Times New Roman" w:cs="Times New Roman"/>
+          <w:kern w:val="0"/>
+          <w14:ligatures w14:val="none"/>
+        </w:rPr>
+      </w:pPr>
+    </w:p>
+    <w:p>
+      <w:pPr>
+        <w:ind w:left="720"/>
+        <w:rPr>
+          <w:rFonts w:ascii="Times New Roman" w:eastAsia="Times New Roman" w:hAnsi="Times New Roman" w:cs="Times New Roman"/>
+          <w:color w:val="C00000"/>
+          <w:kern w:val="0"/>
+          <w14:ligatures w14:val="none"/>
+        </w:rPr>
+      </w:pPr>
+      <w:r>
+        <w:rPr>
+          <w:rFonts w:ascii="Times New Roman" w:eastAsia="Times New Roman" w:hAnsi="Times New Roman" w:cs="Times New Roman"/>
+          <w:color w:val="C00000"/>
+          <w:kern w:val="0"/>
+          <w14:ligatures w14:val="none"/>
+        </w:rPr>
+        <w:t xml:space="preserve">End </w:t>
+      </w:r>
+      <w:r>
+        <w:rPr>
+          <w:rFonts w:ascii="Times New Roman" w:eastAsia="Times New Roman" w:hAnsi="Times New Roman" w:cs="Times New Roman"/>
+          <w:color w:val="C00000"/>
+          <w:kern w:val="0"/>
+          <w14:ligatures w14:val="none"/>
+        </w:rPr>
+        <w:t>of the paragraph starting with “It is of interest ….”</w:t>
       </w:r>
     </w:p>
     <w:p/>

--- a/2025 - Nesh/Code and figures for continuum paper/Jake's "reviewer notes" of June 20.docx
+++ b/2025 - Nesh/Code and figures for continuum paper/Jake's "reviewer notes" of June 20.docx
@@ -65,6 +65,35 @@
     </w:p>
     <w:p>
       <w:pPr>
+        <w:ind w:left="720"/>
+        <w:rPr>
+          <w:rFonts w:ascii="Times New Roman" w:eastAsia="Times New Roman" w:hAnsi="Times New Roman" w:cs="Times New Roman"/>
+          <w:color w:val="C00000"/>
+          <w:kern w:val="0"/>
+          <w14:ligatures w14:val="none"/>
+        </w:rPr>
+      </w:pPr>
+      <w:r>
+        <w:rPr>
+          <w:rFonts w:ascii="Times New Roman" w:eastAsia="Times New Roman" w:hAnsi="Times New Roman" w:cs="Times New Roman"/>
+          <w:color w:val="C00000"/>
+          <w:kern w:val="0"/>
+          <w14:ligatures w14:val="none"/>
+        </w:rPr>
+        <w:t>I think this is done, but we should check.</w:t>
+      </w:r>
+    </w:p>
+    <w:p>
+      <w:pPr>
+        <w:rPr>
+          <w:rFonts w:ascii="Times New Roman" w:eastAsia="Times New Roman" w:hAnsi="Times New Roman" w:cs="Times New Roman"/>
+          <w:kern w:val="0"/>
+          <w14:ligatures w14:val="none"/>
+        </w:rPr>
+      </w:pPr>
+    </w:p>
+    <w:p>
+      <w:pPr>
         <w:rPr>
           <w:rFonts w:ascii="Times New Roman" w:eastAsia="Times New Roman" w:hAnsi="Times New Roman" w:cs="Times New Roman"/>
           <w:kern w:val="0"/>
@@ -215,7 +244,16 @@
           <w:kern w:val="0"/>
           <w14:ligatures w14:val="none"/>
         </w:rPr>
-        <w:t>Working on this.</w:t>
+        <w:t xml:space="preserve">I eliminated this equation, referring the reader to the </w:t>
+      </w:r>
+      <w:r>
+        <w:rPr>
+          <w:rFonts w:ascii="Times New Roman" w:eastAsia="Times New Roman" w:hAnsi="Times New Roman" w:cs="Times New Roman"/>
+          <w:color w:val="C00000"/>
+          <w:kern w:val="0"/>
+          <w14:ligatures w14:val="none"/>
+        </w:rPr>
+        <w:t>table for values.</w:t>
       </w:r>
     </w:p>
     <w:p>
@@ -419,6 +457,55 @@
     </w:p>
     <w:p>
       <w:pPr>
+        <w:ind w:left="720"/>
+        <w:rPr>
+          <w:rFonts w:ascii="Times New Roman" w:eastAsia="Times New Roman" w:hAnsi="Times New Roman" w:cs="Times New Roman"/>
+          <w:color w:val="C00000"/>
+          <w:kern w:val="0"/>
+          <w14:ligatures w14:val="none"/>
+        </w:rPr>
+      </w:pPr>
+      <w:r>
+        <w:rPr>
+          <w:rFonts w:ascii="Times New Roman" w:eastAsia="Times New Roman" w:hAnsi="Times New Roman" w:cs="Times New Roman"/>
+          <w:color w:val="C00000"/>
+          <w:kern w:val="0"/>
+          <w14:ligatures w14:val="none"/>
+        </w:rPr>
+        <w:t xml:space="preserve">I’ve changed the caption to make this </w:t>
+      </w:r>
+      <w:proofErr w:type="gramStart"/>
+      <w:r>
+        <w:rPr>
+          <w:rFonts w:ascii="Times New Roman" w:eastAsia="Times New Roman" w:hAnsi="Times New Roman" w:cs="Times New Roman"/>
+          <w:color w:val="C00000"/>
+          <w:kern w:val="0"/>
+          <w14:ligatures w14:val="none"/>
+        </w:rPr>
+        <w:t>more clear</w:t>
+      </w:r>
+      <w:proofErr w:type="gramEnd"/>
+      <w:r>
+        <w:rPr>
+          <w:rFonts w:ascii="Times New Roman" w:eastAsia="Times New Roman" w:hAnsi="Times New Roman" w:cs="Times New Roman"/>
+          <w:color w:val="C00000"/>
+          <w:kern w:val="0"/>
+          <w14:ligatures w14:val="none"/>
+        </w:rPr>
+        <w:t>, I hope.</w:t>
+      </w:r>
+    </w:p>
+    <w:p>
+      <w:pPr>
+        <w:rPr>
+          <w:rFonts w:ascii="Times New Roman" w:eastAsia="Times New Roman" w:hAnsi="Times New Roman" w:cs="Times New Roman"/>
+          <w:kern w:val="0"/>
+          <w14:ligatures w14:val="none"/>
+        </w:rPr>
+      </w:pPr>
+    </w:p>
+    <w:p>
+      <w:pPr>
         <w:rPr>
           <w:rFonts w:ascii="Times New Roman" w:eastAsia="Times New Roman" w:hAnsi="Times New Roman" w:cs="Times New Roman"/>
           <w:kern w:val="0"/>
@@ -460,35 +547,63 @@
           <w:kern w:val="0"/>
           <w14:ligatures w14:val="none"/>
         </w:rPr>
-        <w:t>There’s a parenthetic note, “</w:t>
-      </w:r>
-      <w:r>
-        <w:rPr>
-          <w:rFonts w:ascii="Times New Roman" w:eastAsia="Times New Roman" w:hAnsi="Times New Roman" w:cs="Times New Roman"/>
-          <w:color w:val="C00000"/>
-          <w:kern w:val="0"/>
-          <w14:ligatures w14:val="none"/>
-        </w:rPr>
-        <w:t>(which approximately aligns with the x-axis in the figure)</w:t>
-      </w:r>
-      <w:r>
-        <w:rPr>
-          <w:rFonts w:ascii="Times New Roman" w:eastAsia="Times New Roman" w:hAnsi="Times New Roman" w:cs="Times New Roman"/>
-          <w:color w:val="C00000"/>
-          <w:kern w:val="0"/>
-          <w14:ligatures w14:val="none"/>
-        </w:rPr>
-        <w:t>”, that is meant to define this.</w:t>
-      </w:r>
-      <w:r>
-        <w:rPr>
-          <w:rFonts w:ascii="Times New Roman" w:eastAsia="Times New Roman" w:hAnsi="Times New Roman" w:cs="Times New Roman"/>
-          <w:color w:val="C00000"/>
-          <w:kern w:val="0"/>
-          <w14:ligatures w14:val="none"/>
-        </w:rPr>
-        <w:t xml:space="preserve"> </w:t>
-      </w:r>
+        <w:t xml:space="preserve">I modified the figure and the caption to make this </w:t>
+      </w:r>
+      <w:proofErr w:type="gramStart"/>
+      <w:r>
+        <w:rPr>
+          <w:rFonts w:ascii="Times New Roman" w:eastAsia="Times New Roman" w:hAnsi="Times New Roman" w:cs="Times New Roman"/>
+          <w:color w:val="C00000"/>
+          <w:kern w:val="0"/>
+          <w14:ligatures w14:val="none"/>
+        </w:rPr>
+        <w:t>more clear</w:t>
+      </w:r>
+      <w:proofErr w:type="gramEnd"/>
+      <w:r>
+        <w:rPr>
+          <w:rFonts w:ascii="Times New Roman" w:eastAsia="Times New Roman" w:hAnsi="Times New Roman" w:cs="Times New Roman"/>
+          <w:color w:val="C00000"/>
+          <w:kern w:val="0"/>
+          <w14:ligatures w14:val="none"/>
+        </w:rPr>
+        <w:t>.</w:t>
+      </w:r>
+    </w:p>
+    <w:p>
+      <w:pPr>
+        <w:rPr>
+          <w:rFonts w:ascii="Times New Roman" w:eastAsia="Times New Roman" w:hAnsi="Times New Roman" w:cs="Times New Roman"/>
+          <w:kern w:val="0"/>
+          <w14:ligatures w14:val="none"/>
+        </w:rPr>
+      </w:pPr>
+    </w:p>
+    <w:p>
+      <w:pPr>
+        <w:rPr>
+          <w:rFonts w:ascii="Times New Roman" w:eastAsia="Times New Roman" w:hAnsi="Times New Roman" w:cs="Times New Roman"/>
+          <w:kern w:val="0"/>
+          <w14:ligatures w14:val="none"/>
+        </w:rPr>
+      </w:pPr>
+      <w:r>
+        <w:rPr>
+          <w:rFonts w:ascii="Times New Roman" w:eastAsia="Times New Roman" w:hAnsi="Times New Roman" w:cs="Times New Roman"/>
+          <w:kern w:val="0"/>
+          <w14:ligatures w14:val="none"/>
+        </w:rPr>
+        <w:t>Section 6.3, I added some interpretation of figure 4 that you should wordsmith if I misrepresented anything - I might try to peek closer at the equations themselves to see if I can show the stability of the limit cycle analytically</w:t>
+      </w:r>
+    </w:p>
+    <w:p>
+      <w:pPr>
+        <w:rPr>
+          <w:rFonts w:ascii="Times New Roman" w:eastAsia="Times New Roman" w:hAnsi="Times New Roman" w:cs="Times New Roman"/>
+          <w:kern w:val="0"/>
+          <w14:ligatures w14:val="none"/>
+        </w:rPr>
+      </w:pPr>
     </w:p>
     <w:p>
       <w:pPr>
@@ -500,6 +615,68 @@
           <w14:ligatures w14:val="none"/>
         </w:rPr>
       </w:pPr>
+      <w:r>
+        <w:rPr>
+          <w:rFonts w:ascii="Times New Roman" w:eastAsia="Times New Roman" w:hAnsi="Times New Roman" w:cs="Times New Roman"/>
+          <w:color w:val="C00000"/>
+          <w:kern w:val="0"/>
+          <w14:ligatures w14:val="none"/>
+        </w:rPr>
+        <w:t>I think what you’ve written makes sense, and I did some additional editing.</w:t>
+      </w:r>
+    </w:p>
+    <w:p>
+      <w:pPr>
+        <w:rPr>
+          <w:rFonts w:ascii="Times New Roman" w:eastAsia="Times New Roman" w:hAnsi="Times New Roman" w:cs="Times New Roman"/>
+          <w:kern w:val="0"/>
+          <w14:ligatures w14:val="none"/>
+        </w:rPr>
+      </w:pPr>
+    </w:p>
+    <w:p>
+      <w:pPr>
+        <w:rPr>
+          <w:rFonts w:ascii="Times New Roman" w:eastAsia="Times New Roman" w:hAnsi="Times New Roman" w:cs="Times New Roman"/>
+          <w:kern w:val="0"/>
+          <w14:ligatures w14:val="none"/>
+        </w:rPr>
+      </w:pPr>
+      <w:r>
+        <w:rPr>
+          <w:rFonts w:ascii="Times New Roman" w:eastAsia="Times New Roman" w:hAnsi="Times New Roman" w:cs="Times New Roman"/>
+          <w:kern w:val="0"/>
+          <w14:ligatures w14:val="none"/>
+        </w:rPr>
+        <w:t xml:space="preserve">Line 266: I think we need to workshop this paragraph. N_QLL converges to a limit cycle, but </w:t>
+      </w:r>
+      <w:proofErr w:type="spellStart"/>
+      <w:r>
+        <w:rPr>
+          <w:rFonts w:ascii="Times New Roman" w:eastAsia="Times New Roman" w:hAnsi="Times New Roman" w:cs="Times New Roman"/>
+          <w:kern w:val="0"/>
+          <w14:ligatures w14:val="none"/>
+        </w:rPr>
+        <w:t>N_tot</w:t>
+      </w:r>
+      <w:proofErr w:type="spellEnd"/>
+      <w:r>
+        <w:rPr>
+          <w:rFonts w:ascii="Times New Roman" w:eastAsia="Times New Roman" w:hAnsi="Times New Roman" w:cs="Times New Roman"/>
+          <w:kern w:val="0"/>
+          <w14:ligatures w14:val="none"/>
+        </w:rPr>
+        <w:t xml:space="preserve"> doesn’t (because it just grows at a ~ constant rate)</w:t>
+      </w:r>
+    </w:p>
+    <w:p>
+      <w:pPr>
+        <w:rPr>
+          <w:rFonts w:ascii="Times New Roman" w:eastAsia="Times New Roman" w:hAnsi="Times New Roman" w:cs="Times New Roman"/>
+          <w:kern w:val="0"/>
+          <w14:ligatures w14:val="none"/>
+        </w:rPr>
+      </w:pPr>
     </w:p>
     <w:p>
       <w:pPr>
@@ -518,135 +695,17 @@
           <w:kern w:val="0"/>
           <w14:ligatures w14:val="none"/>
         </w:rPr>
-        <w:t>… Work on this …</w:t>
-      </w:r>
-    </w:p>
-    <w:p>
-      <w:pPr>
-        <w:rPr>
-          <w:rFonts w:ascii="Times New Roman" w:eastAsia="Times New Roman" w:hAnsi="Times New Roman" w:cs="Times New Roman"/>
-          <w:kern w:val="0"/>
-          <w14:ligatures w14:val="none"/>
-        </w:rPr>
-      </w:pPr>
-    </w:p>
-    <w:p>
-      <w:pPr>
-        <w:rPr>
-          <w:rFonts w:ascii="Times New Roman" w:eastAsia="Times New Roman" w:hAnsi="Times New Roman" w:cs="Times New Roman"/>
-          <w:kern w:val="0"/>
-          <w14:ligatures w14:val="none"/>
-        </w:rPr>
-      </w:pPr>
-      <w:r>
-        <w:rPr>
-          <w:rFonts w:ascii="Times New Roman" w:eastAsia="Times New Roman" w:hAnsi="Times New Roman" w:cs="Times New Roman"/>
-          <w:kern w:val="0"/>
-          <w14:ligatures w14:val="none"/>
-        </w:rPr>
-        <w:t>Section 6.3, I added some interpretation of figure 4 that you should wordsmith if I misrepresented anything - I might try to peek closer at the equations themselves to see if I can show the stability of the limit cycle analytically</w:t>
-      </w:r>
-    </w:p>
-    <w:p>
-      <w:pPr>
-        <w:rPr>
-          <w:rFonts w:ascii="Times New Roman" w:eastAsia="Times New Roman" w:hAnsi="Times New Roman" w:cs="Times New Roman"/>
-          <w:kern w:val="0"/>
-          <w14:ligatures w14:val="none"/>
-        </w:rPr>
-      </w:pPr>
-    </w:p>
-    <w:p>
-      <w:pPr>
-        <w:ind w:left="720"/>
-        <w:rPr>
-          <w:rFonts w:ascii="Times New Roman" w:eastAsia="Times New Roman" w:hAnsi="Times New Roman" w:cs="Times New Roman"/>
-          <w:color w:val="C00000"/>
-          <w:kern w:val="0"/>
-          <w14:ligatures w14:val="none"/>
-        </w:rPr>
-      </w:pPr>
-      <w:r>
-        <w:rPr>
-          <w:rFonts w:ascii="Times New Roman" w:eastAsia="Times New Roman" w:hAnsi="Times New Roman" w:cs="Times New Roman"/>
-          <w:color w:val="C00000"/>
-          <w:kern w:val="0"/>
-          <w14:ligatures w14:val="none"/>
-        </w:rPr>
-        <w:t>I think what you’ve written makes sense, and I did some additional editing.</w:t>
-      </w:r>
-    </w:p>
-    <w:p>
-      <w:pPr>
-        <w:rPr>
-          <w:rFonts w:ascii="Times New Roman" w:eastAsia="Times New Roman" w:hAnsi="Times New Roman" w:cs="Times New Roman"/>
-          <w:kern w:val="0"/>
-          <w14:ligatures w14:val="none"/>
-        </w:rPr>
-      </w:pPr>
-    </w:p>
-    <w:p>
-      <w:pPr>
-        <w:rPr>
-          <w:rFonts w:ascii="Times New Roman" w:eastAsia="Times New Roman" w:hAnsi="Times New Roman" w:cs="Times New Roman"/>
-          <w:kern w:val="0"/>
-          <w14:ligatures w14:val="none"/>
-        </w:rPr>
-      </w:pPr>
-      <w:r>
-        <w:rPr>
-          <w:rFonts w:ascii="Times New Roman" w:eastAsia="Times New Roman" w:hAnsi="Times New Roman" w:cs="Times New Roman"/>
-          <w:kern w:val="0"/>
-          <w14:ligatures w14:val="none"/>
-        </w:rPr>
-        <w:t xml:space="preserve">Line 266: I think we need to workshop this paragraph. N_QLL converges to a limit cycle, but </w:t>
-      </w:r>
-      <w:proofErr w:type="spellStart"/>
-      <w:r>
-        <w:rPr>
-          <w:rFonts w:ascii="Times New Roman" w:eastAsia="Times New Roman" w:hAnsi="Times New Roman" w:cs="Times New Roman"/>
-          <w:kern w:val="0"/>
-          <w14:ligatures w14:val="none"/>
-        </w:rPr>
-        <w:t>N_tot</w:t>
-      </w:r>
-      <w:proofErr w:type="spellEnd"/>
-      <w:r>
-        <w:rPr>
-          <w:rFonts w:ascii="Times New Roman" w:eastAsia="Times New Roman" w:hAnsi="Times New Roman" w:cs="Times New Roman"/>
-          <w:kern w:val="0"/>
-          <w14:ligatures w14:val="none"/>
-        </w:rPr>
-        <w:t xml:space="preserve"> doesn’t (because it just grows at a ~ constant rate)</w:t>
-      </w:r>
-    </w:p>
-    <w:p>
-      <w:pPr>
-        <w:rPr>
-          <w:rFonts w:ascii="Times New Roman" w:eastAsia="Times New Roman" w:hAnsi="Times New Roman" w:cs="Times New Roman"/>
-          <w:kern w:val="0"/>
-          <w14:ligatures w14:val="none"/>
-        </w:rPr>
-      </w:pPr>
-    </w:p>
-    <w:p>
-      <w:pPr>
-        <w:ind w:left="720"/>
-        <w:rPr>
-          <w:rFonts w:ascii="Times New Roman" w:eastAsia="Times New Roman" w:hAnsi="Times New Roman" w:cs="Times New Roman"/>
-          <w:color w:val="C00000"/>
-          <w:kern w:val="0"/>
-          <w14:ligatures w14:val="none"/>
-        </w:rPr>
-      </w:pPr>
-      <w:r>
-        <w:rPr>
-          <w:rFonts w:ascii="Times New Roman" w:eastAsia="Times New Roman" w:hAnsi="Times New Roman" w:cs="Times New Roman"/>
-          <w:color w:val="C00000"/>
-          <w:kern w:val="0"/>
-          <w14:ligatures w14:val="none"/>
-        </w:rPr>
+        <w:lastRenderedPageBreak/>
         <w:t>Done</w:t>
+      </w:r>
+      <w:r>
+        <w:rPr>
+          <w:rFonts w:ascii="Times New Roman" w:eastAsia="Times New Roman" w:hAnsi="Times New Roman" w:cs="Times New Roman"/>
+          <w:color w:val="C00000"/>
+          <w:kern w:val="0"/>
+          <w14:ligatures w14:val="none"/>
+        </w:rPr>
+        <w:t>.</w:t>
       </w:r>
     </w:p>
     <w:p>
@@ -737,7 +796,34 @@
           <w:kern w:val="0"/>
           <w14:ligatures w14:val="none"/>
         </w:rPr>
-        <w:t>Now this is the paragraph discussing Fig. 6, paragraph beginning with “Finally, we examine ….”</w:t>
+        <w:t>Now this is the paragraph discussing Fig. 6, paragraph beginning with “</w:t>
+      </w:r>
+      <w:r>
+        <w:rPr>
+          <w:rFonts w:ascii="Times New Roman" w:eastAsia="Times New Roman" w:hAnsi="Times New Roman" w:cs="Times New Roman"/>
+          <w:color w:val="C00000"/>
+          <w:kern w:val="0"/>
+          <w14:ligatures w14:val="none"/>
+        </w:rPr>
+        <w:t>A quantitative version of the above three-part mechanism</w:t>
+      </w:r>
+      <w:r>
+        <w:rPr>
+          <w:rFonts w:ascii="Times New Roman" w:eastAsia="Times New Roman" w:hAnsi="Times New Roman" w:cs="Times New Roman"/>
+          <w:color w:val="C00000"/>
+          <w:kern w:val="0"/>
+          <w14:ligatures w14:val="none"/>
+        </w:rPr>
+        <w:t xml:space="preserve"> …</w:t>
+      </w:r>
+      <w:r>
+        <w:rPr>
+          <w:rFonts w:ascii="Times New Roman" w:eastAsia="Times New Roman" w:hAnsi="Times New Roman" w:cs="Times New Roman"/>
+          <w:color w:val="C00000"/>
+          <w:kern w:val="0"/>
+          <w14:ligatures w14:val="none"/>
+        </w:rPr>
+        <w:t>”</w:t>
       </w:r>
     </w:p>
     <w:p>
@@ -1003,7 +1089,7 @@
           <w:kern w:val="0"/>
           <w14:ligatures w14:val="none"/>
         </w:rPr>
-        <w:t>“Finally, we examine properties of ….”</w:t>
+        <w:t>Done.</w:t>
       </w:r>
     </w:p>
     <w:p>
@@ -1078,30 +1164,40 @@
         </w:rPr>
         <w:t>Done</w:t>
       </w:r>
-    </w:p>
-    <w:p>
-      <w:pPr>
-        <w:rPr>
-          <w:rFonts w:ascii="Times New Roman" w:eastAsia="Times New Roman" w:hAnsi="Times New Roman" w:cs="Times New Roman"/>
-          <w:kern w:val="0"/>
-          <w14:ligatures w14:val="none"/>
-        </w:rPr>
-      </w:pPr>
-    </w:p>
-    <w:p>
-      <w:pPr>
-        <w:rPr>
-          <w:rFonts w:ascii="Times New Roman" w:eastAsia="Times New Roman" w:hAnsi="Times New Roman" w:cs="Times New Roman"/>
-          <w:kern w:val="0"/>
-          <w14:ligatures w14:val="none"/>
-        </w:rPr>
-      </w:pPr>
-      <w:r>
-        <w:rPr>
-          <w:rFonts w:ascii="Times New Roman" w:eastAsia="Times New Roman" w:hAnsi="Times New Roman" w:cs="Times New Roman"/>
-          <w:kern w:val="0"/>
-          <w14:ligatures w14:val="none"/>
-        </w:rPr>
+      <w:r>
+        <w:rPr>
+          <w:rFonts w:ascii="Times New Roman" w:eastAsia="Times New Roman" w:hAnsi="Times New Roman" w:cs="Times New Roman"/>
+          <w:color w:val="C00000"/>
+          <w:kern w:val="0"/>
+          <w14:ligatures w14:val="none"/>
+        </w:rPr>
+        <w:t>.</w:t>
+      </w:r>
+    </w:p>
+    <w:p>
+      <w:pPr>
+        <w:rPr>
+          <w:rFonts w:ascii="Times New Roman" w:eastAsia="Times New Roman" w:hAnsi="Times New Roman" w:cs="Times New Roman"/>
+          <w:kern w:val="0"/>
+          <w14:ligatures w14:val="none"/>
+        </w:rPr>
+      </w:pPr>
+    </w:p>
+    <w:p>
+      <w:pPr>
+        <w:rPr>
+          <w:rFonts w:ascii="Times New Roman" w:eastAsia="Times New Roman" w:hAnsi="Times New Roman" w:cs="Times New Roman"/>
+          <w:kern w:val="0"/>
+          <w14:ligatures w14:val="none"/>
+        </w:rPr>
+      </w:pPr>
+      <w:r>
+        <w:rPr>
+          <w:rFonts w:ascii="Times New Roman" w:eastAsia="Times New Roman" w:hAnsi="Times New Roman" w:cs="Times New Roman"/>
+          <w:kern w:val="0"/>
+          <w14:ligatures w14:val="none"/>
+        </w:rPr>
+        <w:lastRenderedPageBreak/>
         <w:t xml:space="preserve">Line 364: We’ll need more about </w:t>
       </w:r>
       <w:proofErr w:type="spellStart"/>
@@ -1135,33 +1231,17 @@
     <w:p>
       <w:pPr>
         <w:ind w:left="720"/>
-        <w:rPr>
-          <w:rFonts w:ascii="Times New Roman" w:eastAsia="Times New Roman" w:hAnsi="Times New Roman" w:cs="Times New Roman"/>
-          <w:color w:val="C00000"/>
-          <w:kern w:val="0"/>
-          <w14:ligatures w14:val="none"/>
-        </w:rPr>
-      </w:pPr>
-      <w:r>
-        <w:rPr>
-          <w:rFonts w:ascii="Times New Roman" w:eastAsia="Times New Roman" w:hAnsi="Times New Roman" w:cs="Times New Roman"/>
-          <w:color w:val="C00000"/>
-          <w:kern w:val="0"/>
-          <w14:ligatures w14:val="none"/>
-        </w:rPr>
-        <w:t xml:space="preserve">End </w:t>
-      </w:r>
-      <w:r>
-        <w:rPr>
-          <w:rFonts w:ascii="Times New Roman" w:eastAsia="Times New Roman" w:hAnsi="Times New Roman" w:cs="Times New Roman"/>
-          <w:color w:val="C00000"/>
-          <w:kern w:val="0"/>
-          <w14:ligatures w14:val="none"/>
-        </w:rPr>
-        <w:t>of the paragraph starting with “It is of interest ….”</w:t>
-      </w:r>
-    </w:p>
-    <w:p/>
+      </w:pPr>
+      <w:r>
+        <w:rPr>
+          <w:rFonts w:ascii="Times New Roman" w:eastAsia="Times New Roman" w:hAnsi="Times New Roman" w:cs="Times New Roman"/>
+          <w:color w:val="C00000"/>
+          <w:kern w:val="0"/>
+          <w14:ligatures w14:val="none"/>
+        </w:rPr>
+        <w:t>Done, sort of.</w:t>
+      </w:r>
+    </w:p>
     <w:sectPr>
       <w:pgSz w:w="12240" w:h="15840"/>
       <w:pgMar w:top="1440" w:right="1440" w:bottom="1440" w:left="1440" w:header="720" w:footer="720" w:gutter="0"/>

--- a/2025 - Nesh/Code and figures for continuum paper/Jake's "reviewer notes" of June 20.docx
+++ b/2025 - Nesh/Code and figures for continuum paper/Jake's "reviewer notes" of June 20.docx
@@ -244,16 +244,43 @@
           <w:kern w:val="0"/>
           <w14:ligatures w14:val="none"/>
         </w:rPr>
-        <w:t xml:space="preserve">I eliminated this equation, referring the reader to the </w:t>
-      </w:r>
-      <w:r>
-        <w:rPr>
-          <w:rFonts w:ascii="Times New Roman" w:eastAsia="Times New Roman" w:hAnsi="Times New Roman" w:cs="Times New Roman"/>
-          <w:color w:val="C00000"/>
-          <w:kern w:val="0"/>
-          <w14:ligatures w14:val="none"/>
-        </w:rPr>
-        <w:t>table for values.</w:t>
+        <w:t xml:space="preserve">I eliminated this equation, </w:t>
+      </w:r>
+      <w:r>
+        <w:rPr>
+          <w:rFonts w:ascii="Times New Roman" w:eastAsia="Times New Roman" w:hAnsi="Times New Roman" w:cs="Times New Roman"/>
+          <w:color w:val="C00000"/>
+          <w:kern w:val="0"/>
+          <w14:ligatures w14:val="none"/>
+        </w:rPr>
+        <w:t>and referred</w:t>
+      </w:r>
+      <w:r>
+        <w:rPr>
+          <w:rFonts w:ascii="Times New Roman" w:eastAsia="Times New Roman" w:hAnsi="Times New Roman" w:cs="Times New Roman"/>
+          <w:color w:val="C00000"/>
+          <w:kern w:val="0"/>
+          <w14:ligatures w14:val="none"/>
+        </w:rPr>
+        <w:t xml:space="preserve"> the reader to the </w:t>
+      </w:r>
+      <w:r>
+        <w:rPr>
+          <w:rFonts w:ascii="Times New Roman" w:eastAsia="Times New Roman" w:hAnsi="Times New Roman" w:cs="Times New Roman"/>
+          <w:color w:val="C00000"/>
+          <w:kern w:val="0"/>
+          <w14:ligatures w14:val="none"/>
+        </w:rPr>
+        <w:t>table for values</w:t>
+      </w:r>
+      <w:r>
+        <w:rPr>
+          <w:rFonts w:ascii="Times New Roman" w:eastAsia="Times New Roman" w:hAnsi="Times New Roman" w:cs="Times New Roman"/>
+          <w:color w:val="C00000"/>
+          <w:kern w:val="0"/>
+          <w14:ligatures w14:val="none"/>
+        </w:rPr>
+        <w:t xml:space="preserve"> of remaining variables.</w:t>
       </w:r>
     </w:p>
     <w:p>
@@ -622,7 +649,7 @@
           <w:kern w:val="0"/>
           <w14:ligatures w14:val="none"/>
         </w:rPr>
-        <w:t>I think what you’ve written makes sense, and I did some additional editing.</w:t>
+        <w:t>I think what you’ve written makes sense, and did some additional editing.</w:t>
       </w:r>
     </w:p>
     <w:p>
@@ -695,7 +722,6 @@
           <w:kern w:val="0"/>
           <w14:ligatures w14:val="none"/>
         </w:rPr>
-        <w:lastRenderedPageBreak/>
         <w:t>Done</w:t>
       </w:r>
       <w:r>
@@ -974,93 +1000,254 @@
           <w:kern w:val="0"/>
           <w14:ligatures w14:val="none"/>
         </w:rPr>
-        <w:t xml:space="preserve">(see </w:t>
+        <w:t>(see</w:t>
+      </w:r>
+      <w:r>
+        <w:rPr>
+          <w:rFonts w:ascii="Times New Roman" w:eastAsia="Times New Roman" w:hAnsi="Times New Roman" w:cs="Times New Roman"/>
+          <w:color w:val="C00000"/>
+          <w:kern w:val="0"/>
+          <w14:ligatures w14:val="none"/>
+        </w:rPr>
+        <w:t xml:space="preserve"> </w:t>
+      </w:r>
+      <w:hyperlink r:id="rId6" w:history="1">
+        <w:r>
+          <w:rPr>
+            <w:rStyle w:val="Hyperlink"/>
+            <w:rFonts w:ascii="Times New Roman" w:eastAsia="Times New Roman" w:hAnsi="Times New Roman" w:cs="Times New Roman"/>
+            <w:kern w:val="0"/>
+            <w14:ligatures w14:val="none"/>
+          </w:rPr>
+          <w:t>https://github.com/upschemistry/icecontinuu</w:t>
+        </w:r>
+        <w:r>
+          <w:rPr>
+            <w:rStyle w:val="Hyperlink"/>
+            <w:rFonts w:ascii="Times New Roman" w:eastAsia="Times New Roman" w:hAnsi="Times New Roman" w:cs="Times New Roman"/>
+            <w:kern w:val="0"/>
+            <w14:ligatures w14:val="none"/>
+          </w:rPr>
+          <w:t>m</w:t>
+        </w:r>
+        <w:r>
+          <w:rPr>
+            <w:rStyle w:val="Hyperlink"/>
+            <w:rFonts w:ascii="Times New Roman" w:eastAsia="Times New Roman" w:hAnsi="Times New Roman" w:cs="Times New Roman"/>
+            <w:kern w:val="0"/>
+            <w14:ligatures w14:val="none"/>
+          </w:rPr>
+          <w:t>/blob/master/2025%20-%20Nesh/Code%20and%20figures%20for%20continuum%20paper/Make%20Figure%20-%20Limit%20cycles.ipynb</w:t>
+        </w:r>
+      </w:hyperlink>
+      <w:r>
+        <w:rPr>
+          <w:rFonts w:ascii="Times New Roman" w:eastAsia="Times New Roman" w:hAnsi="Times New Roman" w:cs="Times New Roman"/>
+          <w:color w:val="C00000"/>
+          <w:kern w:val="0"/>
+          <w14:ligatures w14:val="none"/>
+        </w:rPr>
+        <w:t>)</w:t>
+      </w:r>
+    </w:p>
+    <w:p>
+      <w:pPr>
+        <w:rPr>
+          <w:rFonts w:ascii="Times New Roman" w:eastAsia="Times New Roman" w:hAnsi="Times New Roman" w:cs="Times New Roman"/>
+          <w:kern w:val="0"/>
+          <w14:ligatures w14:val="none"/>
+        </w:rPr>
+      </w:pPr>
+    </w:p>
+    <w:p>
+      <w:pPr>
+        <w:rPr>
+          <w:rFonts w:ascii="Times New Roman" w:eastAsia="Times New Roman" w:hAnsi="Times New Roman" w:cs="Times New Roman"/>
+          <w:kern w:val="0"/>
+          <w14:ligatures w14:val="none"/>
+        </w:rPr>
+      </w:pPr>
+      <w:r>
+        <w:rPr>
+          <w:rFonts w:ascii="Times New Roman" w:eastAsia="Times New Roman" w:hAnsi="Times New Roman" w:cs="Times New Roman"/>
+          <w:kern w:val="0"/>
+          <w14:ligatures w14:val="none"/>
+        </w:rPr>
+        <w:t xml:space="preserve">Line 302 I think we talked about how “number of steps” isn’t actually what you’re depicting, but rather the difference in the max and min </w:t>
       </w:r>
       <w:proofErr w:type="spellStart"/>
       <w:r>
         <w:rPr>
           <w:rFonts w:ascii="Times New Roman" w:eastAsia="Times New Roman" w:hAnsi="Times New Roman" w:cs="Times New Roman"/>
-          <w:color w:val="C00000"/>
-          <w:kern w:val="0"/>
-          <w14:ligatures w14:val="none"/>
-        </w:rPr>
-        <w:t>icecontinuum</w:t>
+          <w:kern w:val="0"/>
+          <w14:ligatures w14:val="none"/>
+        </w:rPr>
+        <w:t>N_tot</w:t>
       </w:r>
       <w:proofErr w:type="spellEnd"/>
       <w:r>
         <w:rPr>
           <w:rFonts w:ascii="Times New Roman" w:eastAsia="Times New Roman" w:hAnsi="Times New Roman" w:cs="Times New Roman"/>
-          <w:color w:val="C00000"/>
-          <w:kern w:val="0"/>
-          <w14:ligatures w14:val="none"/>
-        </w:rPr>
-        <w:t xml:space="preserve">/2025 - Nesh/Code and figures for continuum paper/Make Figure - Limit </w:t>
+          <w:kern w:val="0"/>
+          <w14:ligatures w14:val="none"/>
+        </w:rPr>
+        <w:t>?</w:t>
+      </w:r>
+    </w:p>
+    <w:p>
+      <w:pPr>
+        <w:rPr>
+          <w:rFonts w:ascii="Times New Roman" w:eastAsia="Times New Roman" w:hAnsi="Times New Roman" w:cs="Times New Roman"/>
+          <w:kern w:val="0"/>
+          <w14:ligatures w14:val="none"/>
+        </w:rPr>
+      </w:pPr>
+    </w:p>
+    <w:p>
+      <w:pPr>
+        <w:ind w:left="720"/>
+        <w:rPr>
+          <w:rFonts w:ascii="Times New Roman" w:eastAsia="Times New Roman" w:hAnsi="Times New Roman" w:cs="Times New Roman"/>
+          <w:color w:val="C00000"/>
+          <w:kern w:val="0"/>
+          <w14:ligatures w14:val="none"/>
+        </w:rPr>
+      </w:pPr>
+      <w:r>
+        <w:rPr>
+          <w:rFonts w:ascii="Times New Roman" w:eastAsia="Times New Roman" w:hAnsi="Times New Roman" w:cs="Times New Roman"/>
+          <w:color w:val="C00000"/>
+          <w:kern w:val="0"/>
+          <w14:ligatures w14:val="none"/>
+        </w:rPr>
+        <w:t>Done.</w:t>
+      </w:r>
+    </w:p>
+    <w:p>
+      <w:pPr>
+        <w:rPr>
+          <w:rFonts w:ascii="Times New Roman" w:eastAsia="Times New Roman" w:hAnsi="Times New Roman" w:cs="Times New Roman"/>
+          <w:kern w:val="0"/>
+          <w14:ligatures w14:val="none"/>
+        </w:rPr>
+      </w:pPr>
+    </w:p>
+    <w:p>
+      <w:pPr>
+        <w:rPr>
+          <w:rFonts w:ascii="Times New Roman" w:eastAsia="Times New Roman" w:hAnsi="Times New Roman" w:cs="Times New Roman"/>
+          <w:kern w:val="0"/>
+          <w14:ligatures w14:val="none"/>
+        </w:rPr>
+      </w:pPr>
+      <w:r>
+        <w:rPr>
+          <w:rFonts w:ascii="Times New Roman" w:eastAsia="Times New Roman" w:hAnsi="Times New Roman" w:cs="Times New Roman"/>
+          <w:kern w:val="0"/>
+          <w14:ligatures w14:val="none"/>
+        </w:rPr>
+        <w:t xml:space="preserve">Figure 7: Can I get these </w:t>
+      </w:r>
+      <w:proofErr w:type="gramStart"/>
+      <w:r>
+        <w:rPr>
+          <w:rFonts w:ascii="Times New Roman" w:eastAsia="Times New Roman" w:hAnsi="Times New Roman" w:cs="Times New Roman"/>
+          <w:kern w:val="0"/>
+          <w14:ligatures w14:val="none"/>
+        </w:rPr>
+        <w:t>data,</w:t>
+      </w:r>
+      <w:proofErr w:type="gramEnd"/>
+      <w:r>
+        <w:rPr>
+          <w:rFonts w:ascii="Times New Roman" w:eastAsia="Times New Roman" w:hAnsi="Times New Roman" w:cs="Times New Roman"/>
+          <w:kern w:val="0"/>
+          <w14:ligatures w14:val="none"/>
+        </w:rPr>
+        <w:t xml:space="preserve"> I can use R to fit a linear model here that we could then interpret</w:t>
+      </w:r>
+    </w:p>
+    <w:p>
+      <w:pPr>
+        <w:rPr>
+          <w:rFonts w:ascii="Times New Roman" w:eastAsia="Times New Roman" w:hAnsi="Times New Roman" w:cs="Times New Roman"/>
+          <w:kern w:val="0"/>
+          <w14:ligatures w14:val="none"/>
+        </w:rPr>
+      </w:pPr>
+    </w:p>
+    <w:p>
+      <w:pPr>
+        <w:ind w:left="720"/>
+        <w:rPr>
+          <w:rFonts w:ascii="Times New Roman" w:eastAsia="Times New Roman" w:hAnsi="Times New Roman" w:cs="Times New Roman"/>
+          <w:color w:val="C00000"/>
+          <w:kern w:val="0"/>
+          <w14:ligatures w14:val="none"/>
+        </w:rPr>
+      </w:pPr>
+      <w:r>
+        <w:rPr>
+          <w:rFonts w:ascii="Times New Roman" w:eastAsia="Times New Roman" w:hAnsi="Times New Roman" w:cs="Times New Roman"/>
+          <w:color w:val="C00000"/>
+          <w:kern w:val="0"/>
+          <w14:ligatures w14:val="none"/>
+        </w:rPr>
+        <w:lastRenderedPageBreak/>
+        <w:t>Done</w:t>
+      </w:r>
+      <w:r>
+        <w:rPr>
+          <w:rFonts w:ascii="Times New Roman" w:eastAsia="Times New Roman" w:hAnsi="Times New Roman" w:cs="Times New Roman"/>
+          <w:color w:val="C00000"/>
+          <w:kern w:val="0"/>
+          <w14:ligatures w14:val="none"/>
+        </w:rPr>
+        <w:t>.</w:t>
+      </w:r>
+    </w:p>
+    <w:p>
+      <w:pPr>
+        <w:rPr>
+          <w:rFonts w:ascii="Times New Roman" w:eastAsia="Times New Roman" w:hAnsi="Times New Roman" w:cs="Times New Roman"/>
+          <w:kern w:val="0"/>
+          <w14:ligatures w14:val="none"/>
+        </w:rPr>
+      </w:pPr>
+    </w:p>
+    <w:p>
+      <w:pPr>
+        <w:rPr>
+          <w:rFonts w:ascii="Times New Roman" w:eastAsia="Times New Roman" w:hAnsi="Times New Roman" w:cs="Times New Roman"/>
+          <w:kern w:val="0"/>
+          <w14:ligatures w14:val="none"/>
+        </w:rPr>
+      </w:pPr>
+      <w:r>
+        <w:rPr>
+          <w:rFonts w:ascii="Times New Roman" w:eastAsia="Times New Roman" w:hAnsi="Times New Roman" w:cs="Times New Roman"/>
+          <w:kern w:val="0"/>
+          <w14:ligatures w14:val="none"/>
+        </w:rPr>
+        <w:t xml:space="preserve">Line 364: We’ll need more about </w:t>
       </w:r>
       <w:proofErr w:type="spellStart"/>
-      <w:proofErr w:type="gramStart"/>
-      <w:r>
-        <w:rPr>
-          <w:rFonts w:ascii="Times New Roman" w:eastAsia="Times New Roman" w:hAnsi="Times New Roman" w:cs="Times New Roman"/>
-          <w:color w:val="C00000"/>
-          <w:kern w:val="0"/>
-          <w14:ligatures w14:val="none"/>
-        </w:rPr>
-        <w:t>cycles.ipynb</w:t>
+      <w:r>
+        <w:rPr>
+          <w:rFonts w:ascii="Times New Roman" w:eastAsia="Times New Roman" w:hAnsi="Times New Roman" w:cs="Times New Roman"/>
+          <w:kern w:val="0"/>
+          <w14:ligatures w14:val="none"/>
+        </w:rPr>
+        <w:t>FitzHugh</w:t>
       </w:r>
       <w:proofErr w:type="spellEnd"/>
-      <w:proofErr w:type="gramEnd"/>
-      <w:r>
-        <w:rPr>
-          <w:rFonts w:ascii="Times New Roman" w:eastAsia="Times New Roman" w:hAnsi="Times New Roman" w:cs="Times New Roman"/>
-          <w:color w:val="C00000"/>
-          <w:kern w:val="0"/>
-          <w14:ligatures w14:val="none"/>
-        </w:rPr>
-        <w:t>)</w:t>
-      </w:r>
-    </w:p>
-    <w:p>
-      <w:pPr>
-        <w:rPr>
-          <w:rFonts w:ascii="Times New Roman" w:eastAsia="Times New Roman" w:hAnsi="Times New Roman" w:cs="Times New Roman"/>
-          <w:kern w:val="0"/>
-          <w14:ligatures w14:val="none"/>
-        </w:rPr>
-      </w:pPr>
-    </w:p>
-    <w:p>
-      <w:pPr>
-        <w:rPr>
-          <w:rFonts w:ascii="Times New Roman" w:eastAsia="Times New Roman" w:hAnsi="Times New Roman" w:cs="Times New Roman"/>
-          <w:kern w:val="0"/>
-          <w14:ligatures w14:val="none"/>
-        </w:rPr>
-      </w:pPr>
-      <w:r>
-        <w:rPr>
-          <w:rFonts w:ascii="Times New Roman" w:eastAsia="Times New Roman" w:hAnsi="Times New Roman" w:cs="Times New Roman"/>
-          <w:kern w:val="0"/>
-          <w14:ligatures w14:val="none"/>
-        </w:rPr>
-        <w:t xml:space="preserve">Line 302 I think we talked about how “number of steps” isn’t actually what you’re depicting, but rather the difference in the max and min </w:t>
-      </w:r>
-      <w:proofErr w:type="spellStart"/>
-      <w:r>
-        <w:rPr>
-          <w:rFonts w:ascii="Times New Roman" w:eastAsia="Times New Roman" w:hAnsi="Times New Roman" w:cs="Times New Roman"/>
-          <w:kern w:val="0"/>
-          <w14:ligatures w14:val="none"/>
-        </w:rPr>
-        <w:t>N_tot</w:t>
-      </w:r>
-      <w:proofErr w:type="spellEnd"/>
-      <w:r>
-        <w:rPr>
-          <w:rFonts w:ascii="Times New Roman" w:eastAsia="Times New Roman" w:hAnsi="Times New Roman" w:cs="Times New Roman"/>
-          <w:kern w:val="0"/>
-          <w14:ligatures w14:val="none"/>
-        </w:rPr>
-        <w:t>?</w:t>
+      <w:r>
+        <w:rPr>
+          <w:rFonts w:ascii="Times New Roman" w:eastAsia="Times New Roman" w:hAnsi="Times New Roman" w:cs="Times New Roman"/>
+          <w:kern w:val="0"/>
+          <w14:ligatures w14:val="none"/>
+        </w:rPr>
+        <w:t>-Nagumo than what was said, even if just a bit?</w:t>
       </w:r>
     </w:p>
     <w:p>
@@ -1075,171 +1262,24 @@
     <w:p>
       <w:pPr>
         <w:ind w:left="720"/>
-        <w:rPr>
-          <w:rFonts w:ascii="Times New Roman" w:eastAsia="Times New Roman" w:hAnsi="Times New Roman" w:cs="Times New Roman"/>
-          <w:color w:val="C00000"/>
-          <w:kern w:val="0"/>
-          <w14:ligatures w14:val="none"/>
-        </w:rPr>
-      </w:pPr>
-      <w:r>
-        <w:rPr>
-          <w:rFonts w:ascii="Times New Roman" w:eastAsia="Times New Roman" w:hAnsi="Times New Roman" w:cs="Times New Roman"/>
-          <w:color w:val="C00000"/>
-          <w:kern w:val="0"/>
-          <w14:ligatures w14:val="none"/>
-        </w:rPr>
-        <w:t>Done.</w:t>
-      </w:r>
-    </w:p>
-    <w:p>
-      <w:pPr>
-        <w:rPr>
-          <w:rFonts w:ascii="Times New Roman" w:eastAsia="Times New Roman" w:hAnsi="Times New Roman" w:cs="Times New Roman"/>
-          <w:kern w:val="0"/>
-          <w14:ligatures w14:val="none"/>
-        </w:rPr>
-      </w:pPr>
-    </w:p>
-    <w:p>
-      <w:pPr>
-        <w:rPr>
-          <w:rFonts w:ascii="Times New Roman" w:eastAsia="Times New Roman" w:hAnsi="Times New Roman" w:cs="Times New Roman"/>
-          <w:kern w:val="0"/>
-          <w14:ligatures w14:val="none"/>
-        </w:rPr>
-      </w:pPr>
-      <w:r>
-        <w:rPr>
-          <w:rFonts w:ascii="Times New Roman" w:eastAsia="Times New Roman" w:hAnsi="Times New Roman" w:cs="Times New Roman"/>
-          <w:kern w:val="0"/>
-          <w14:ligatures w14:val="none"/>
-        </w:rPr>
-        <w:t xml:space="preserve">Figure 7: Can I get these </w:t>
-      </w:r>
-      <w:proofErr w:type="gramStart"/>
-      <w:r>
-        <w:rPr>
-          <w:rFonts w:ascii="Times New Roman" w:eastAsia="Times New Roman" w:hAnsi="Times New Roman" w:cs="Times New Roman"/>
-          <w:kern w:val="0"/>
-          <w14:ligatures w14:val="none"/>
-        </w:rPr>
-        <w:t>data,</w:t>
-      </w:r>
-      <w:proofErr w:type="gramEnd"/>
-      <w:r>
-        <w:rPr>
-          <w:rFonts w:ascii="Times New Roman" w:eastAsia="Times New Roman" w:hAnsi="Times New Roman" w:cs="Times New Roman"/>
-          <w:kern w:val="0"/>
-          <w14:ligatures w14:val="none"/>
-        </w:rPr>
-        <w:t xml:space="preserve"> I can use R to fit a linear model here that we could then interpret</w:t>
-      </w:r>
-    </w:p>
-    <w:p>
-      <w:pPr>
-        <w:rPr>
-          <w:rFonts w:ascii="Times New Roman" w:eastAsia="Times New Roman" w:hAnsi="Times New Roman" w:cs="Times New Roman"/>
-          <w:kern w:val="0"/>
-          <w14:ligatures w14:val="none"/>
-        </w:rPr>
-      </w:pPr>
-    </w:p>
-    <w:p>
-      <w:pPr>
-        <w:ind w:left="720"/>
-        <w:rPr>
-          <w:rFonts w:ascii="Times New Roman" w:eastAsia="Times New Roman" w:hAnsi="Times New Roman" w:cs="Times New Roman"/>
-          <w:color w:val="C00000"/>
-          <w:kern w:val="0"/>
-          <w14:ligatures w14:val="none"/>
-        </w:rPr>
-      </w:pPr>
-      <w:r>
-        <w:rPr>
-          <w:rFonts w:ascii="Times New Roman" w:eastAsia="Times New Roman" w:hAnsi="Times New Roman" w:cs="Times New Roman"/>
-          <w:color w:val="C00000"/>
-          <w:kern w:val="0"/>
-          <w14:ligatures w14:val="none"/>
-        </w:rPr>
-        <w:t>Done</w:t>
-      </w:r>
-      <w:r>
-        <w:rPr>
-          <w:rFonts w:ascii="Times New Roman" w:eastAsia="Times New Roman" w:hAnsi="Times New Roman" w:cs="Times New Roman"/>
-          <w:color w:val="C00000"/>
-          <w:kern w:val="0"/>
-          <w14:ligatures w14:val="none"/>
-        </w:rPr>
-        <w:t>.</w:t>
-      </w:r>
-    </w:p>
-    <w:p>
-      <w:pPr>
-        <w:rPr>
-          <w:rFonts w:ascii="Times New Roman" w:eastAsia="Times New Roman" w:hAnsi="Times New Roman" w:cs="Times New Roman"/>
-          <w:kern w:val="0"/>
-          <w14:ligatures w14:val="none"/>
-        </w:rPr>
-      </w:pPr>
-    </w:p>
-    <w:p>
-      <w:pPr>
-        <w:rPr>
-          <w:rFonts w:ascii="Times New Roman" w:eastAsia="Times New Roman" w:hAnsi="Times New Roman" w:cs="Times New Roman"/>
-          <w:kern w:val="0"/>
-          <w14:ligatures w14:val="none"/>
-        </w:rPr>
-      </w:pPr>
-      <w:r>
-        <w:rPr>
-          <w:rFonts w:ascii="Times New Roman" w:eastAsia="Times New Roman" w:hAnsi="Times New Roman" w:cs="Times New Roman"/>
-          <w:kern w:val="0"/>
-          <w14:ligatures w14:val="none"/>
-        </w:rPr>
-        <w:lastRenderedPageBreak/>
-        <w:t xml:space="preserve">Line 364: We’ll need more about </w:t>
-      </w:r>
-      <w:proofErr w:type="spellStart"/>
-      <w:r>
-        <w:rPr>
-          <w:rFonts w:ascii="Times New Roman" w:eastAsia="Times New Roman" w:hAnsi="Times New Roman" w:cs="Times New Roman"/>
-          <w:kern w:val="0"/>
-          <w14:ligatures w14:val="none"/>
-        </w:rPr>
-        <w:t>FitzHugh</w:t>
-      </w:r>
-      <w:proofErr w:type="spellEnd"/>
-      <w:r>
-        <w:rPr>
-          <w:rFonts w:ascii="Times New Roman" w:eastAsia="Times New Roman" w:hAnsi="Times New Roman" w:cs="Times New Roman"/>
-          <w:kern w:val="0"/>
-          <w14:ligatures w14:val="none"/>
-        </w:rPr>
-        <w:t>-Nagumo than what was said, even if just a bit?</w:t>
-      </w:r>
-    </w:p>
-    <w:p>
-      <w:pPr>
-        <w:rPr>
-          <w:rFonts w:ascii="Times New Roman" w:eastAsia="Times New Roman" w:hAnsi="Times New Roman" w:cs="Times New Roman"/>
-          <w:kern w:val="0"/>
-          <w14:ligatures w14:val="none"/>
-        </w:rPr>
-      </w:pPr>
-    </w:p>
-    <w:p>
-      <w:pPr>
-        <w:ind w:left="720"/>
-      </w:pPr>
-      <w:r>
-        <w:rPr>
-          <w:rFonts w:ascii="Times New Roman" w:eastAsia="Times New Roman" w:hAnsi="Times New Roman" w:cs="Times New Roman"/>
-          <w:color w:val="C00000"/>
-          <w:kern w:val="0"/>
-          <w14:ligatures w14:val="none"/>
-        </w:rPr>
-        <w:t>Done, sort of.</w:t>
+      </w:pPr>
+      <w:r>
+        <w:rPr>
+          <w:rFonts w:ascii="Times New Roman" w:eastAsia="Times New Roman" w:hAnsi="Times New Roman" w:cs="Times New Roman"/>
+          <w:color w:val="C00000"/>
+          <w:kern w:val="0"/>
+          <w14:ligatures w14:val="none"/>
+        </w:rPr>
+        <w:t>Done, sort of</w:t>
+      </w:r>
+      <w:r>
+        <w:rPr>
+          <w:rFonts w:ascii="Times New Roman" w:eastAsia="Times New Roman" w:hAnsi="Times New Roman" w:cs="Times New Roman"/>
+          <w:color w:val="C00000"/>
+          <w:kern w:val="0"/>
+          <w14:ligatures w14:val="none"/>
+        </w:rPr>
+        <w:t xml:space="preserve"> (but we should check).</w:t>
       </w:r>
     </w:p>
     <w:sectPr>
@@ -1808,6 +1848,41 @@
       </w:numPr>
     </w:pPr>
   </w:style>
+  <w:style w:type="character" w:styleId="Hyperlink">
+    <w:name w:val="Hyperlink"/>
+    <w:basedOn w:val="DefaultParagraphFont"/>
+    <w:uiPriority w:val="99"/>
+    <w:unhideWhenUsed/>
+    <w:rsid w:val="00041535"/>
+    <w:rPr>
+      <w:color w:val="0563C1" w:themeColor="hyperlink"/>
+      <w:u w:val="single"/>
+    </w:rPr>
+  </w:style>
+  <w:style w:type="character" w:styleId="UnresolvedMention">
+    <w:name w:val="Unresolved Mention"/>
+    <w:basedOn w:val="DefaultParagraphFont"/>
+    <w:uiPriority w:val="99"/>
+    <w:semiHidden/>
+    <w:unhideWhenUsed/>
+    <w:rsid w:val="00041535"/>
+    <w:rPr>
+      <w:color w:val="605E5C"/>
+      <w:shd w:val="clear" w:color="auto" w:fill="E1DFDD"/>
+    </w:rPr>
+  </w:style>
+  <w:style w:type="character" w:styleId="FollowedHyperlink">
+    <w:name w:val="FollowedHyperlink"/>
+    <w:basedOn w:val="DefaultParagraphFont"/>
+    <w:uiPriority w:val="99"/>
+    <w:semiHidden/>
+    <w:unhideWhenUsed/>
+    <w:rsid w:val="00041535"/>
+    <w:rPr>
+      <w:color w:val="954F72" w:themeColor="followedHyperlink"/>
+      <w:u w:val="single"/>
+    </w:rPr>
+  </w:style>
 </w:styles>
 </file>
 
